--- a/отчеты/Отчет по 2 лабе соп Курцева.docx
+++ b/отчеты/Отчет по 2 лабе соп Курцева.docx
@@ -2460,6 +2460,24 @@
         <w:t xml:space="preserve">представлена в таблице 1. </w:t>
       </w:r>
     </w:p>
+    <w:p>
+      <w:pPr>
+        <w:pStyle w:val="ab"/>
+      </w:pPr>
+      <w:r>
+        <w:t xml:space="preserve">Таблица 1 – Методы в </w:t>
+      </w:r>
+      <w:proofErr w:type="spellStart"/>
+      <w:r>
+        <w:rPr>
+          <w:lang w:val="en-US"/>
+        </w:rPr>
+        <w:t>AuthorApi</w:t>
+      </w:r>
+      <w:bookmarkStart w:id="3" w:name="_GoBack"/>
+      <w:bookmarkEnd w:id="3"/>
+      <w:proofErr w:type="spellEnd"/>
+    </w:p>
     <w:tbl>
       <w:tblPr>
         <w:tblStyle w:val="aa"/>
@@ -3535,24 +3553,6 @@
       <w:pPr>
         <w:pStyle w:val="ab"/>
         <w:spacing w:line="360" w:lineRule="auto"/>
-        <w:jc w:val="center"/>
-      </w:pPr>
-      <w:r>
-        <w:t xml:space="preserve">Таблица 1 – Методы в </w:t>
-      </w:r>
-      <w:proofErr w:type="spellStart"/>
-      <w:r>
-        <w:rPr>
-          <w:lang w:val="en-US"/>
-        </w:rPr>
-        <w:t>AuthorApi</w:t>
-      </w:r>
-      <w:proofErr w:type="spellEnd"/>
-    </w:p>
-    <w:p>
-      <w:pPr>
-        <w:pStyle w:val="ab"/>
-        <w:spacing w:line="360" w:lineRule="auto"/>
         <w:rPr>
           <w:lang w:val="en-US"/>
         </w:rPr>
@@ -3727,14 +3727,14 @@
         <w:jc w:val="center"/>
         <w:outlineLvl w:val="1"/>
       </w:pPr>
-      <w:bookmarkStart w:id="3" w:name="_Toc232162033"/>
+      <w:bookmarkStart w:id="4" w:name="_Toc232162033"/>
       <w:r>
         <w:t>Выполнение задания №</w:t>
       </w:r>
       <w:r>
         <w:t>2</w:t>
       </w:r>
-      <w:bookmarkEnd w:id="3"/>
+      <w:bookmarkEnd w:id="4"/>
     </w:p>
     <w:p>
       <w:pPr>
@@ -3820,14 +3820,14 @@
         <w:jc w:val="center"/>
         <w:outlineLvl w:val="1"/>
       </w:pPr>
-      <w:bookmarkStart w:id="4" w:name="_Toc232162034"/>
+      <w:bookmarkStart w:id="5" w:name="_Toc232162034"/>
       <w:r>
         <w:t>Выполнение задания №</w:t>
       </w:r>
       <w:r>
         <w:t>3</w:t>
       </w:r>
-      <w:bookmarkEnd w:id="4"/>
+      <w:bookmarkEnd w:id="5"/>
     </w:p>
     <w:p>
       <w:pPr>
@@ -4068,14 +4068,14 @@
         <w:jc w:val="center"/>
         <w:outlineLvl w:val="1"/>
       </w:pPr>
-      <w:bookmarkStart w:id="5" w:name="_Toc232162035"/>
+      <w:bookmarkStart w:id="6" w:name="_Toc232162035"/>
       <w:r>
         <w:t>Выполнение задания №</w:t>
       </w:r>
       <w:r>
         <w:t>4</w:t>
       </w:r>
-      <w:bookmarkEnd w:id="5"/>
+      <w:bookmarkEnd w:id="6"/>
     </w:p>
     <w:p>
       <w:pPr>
@@ -4367,14 +4367,14 @@
         <w:jc w:val="center"/>
         <w:outlineLvl w:val="1"/>
       </w:pPr>
-      <w:bookmarkStart w:id="6" w:name="_Toc232162036"/>
+      <w:bookmarkStart w:id="7" w:name="_Toc232162036"/>
       <w:r>
         <w:t>Выполнение задания №</w:t>
       </w:r>
       <w:r>
         <w:t>5</w:t>
       </w:r>
-      <w:bookmarkEnd w:id="6"/>
+      <w:bookmarkEnd w:id="7"/>
     </w:p>
     <w:p>
       <w:pPr>
@@ -5144,8 +5144,6 @@
           <w:lang w:val="en-US"/>
         </w:rPr>
       </w:pPr>
-      <w:bookmarkStart w:id="7" w:name="_GoBack"/>
-      <w:bookmarkEnd w:id="7"/>
     </w:p>
     <w:p>
       <w:pPr>
@@ -5348,7 +5346,7 @@
           <w:rPr>
             <w:noProof/>
           </w:rPr>
-          <w:t>2</w:t>
+          <w:t>9</w:t>
         </w:r>
         <w:r>
           <w:fldChar w:fldCharType="end"/>
@@ -7888,7 +7886,6 @@
   <w:style w:type="character" w:default="1" w:styleId="a0">
     <w:name w:val="Default Paragraph Font"/>
     <w:uiPriority w:val="1"/>
-    <w:semiHidden/>
     <w:unhideWhenUsed/>
   </w:style>
   <w:style w:type="table" w:default="1" w:styleId="a1">
@@ -8501,7 +8498,7 @@
 </file>
 
 <file path=customXml/itemProps1.xml><?xml version="1.0" encoding="utf-8"?>
-<ds:datastoreItem xmlns:ds="http://schemas.openxmlformats.org/officeDocument/2006/customXml" ds:itemID="{C3B4D9F8-3559-4E99-A452-E36395116FC9}">
+<ds:datastoreItem xmlns:ds="http://schemas.openxmlformats.org/officeDocument/2006/customXml" ds:itemID="{851925DD-3868-4943-9464-155A0351854E}">
   <ds:schemaRefs>
     <ds:schemaRef ds:uri="http://schemas.openxmlformats.org/officeDocument/2006/bibliography"/>
   </ds:schemaRefs>

--- a/отчеты/Отчет по 2 лабе соп Курцева.docx
+++ b/отчеты/Отчет по 2 лабе соп Курцева.docx
@@ -366,7 +366,17 @@
           <w:bCs/>
           <w:szCs w:val="28"/>
         </w:rPr>
-        <w:t>.Н.</w:t>
+        <w:t>.А</w:t>
+      </w:r>
+      <w:bookmarkStart w:id="0" w:name="_GoBack"/>
+      <w:bookmarkEnd w:id="0"/>
+      <w:r>
+        <w:rPr>
+          <w:b/>
+          <w:bCs/>
+          <w:szCs w:val="28"/>
+        </w:rPr>
+        <w:t>.</w:t>
       </w:r>
     </w:p>
     <w:p>
@@ -1359,7 +1369,7 @@
           <w:b/>
         </w:rPr>
       </w:pPr>
-      <w:bookmarkStart w:id="0" w:name="_Toc232162030"/>
+      <w:bookmarkStart w:id="1" w:name="_Toc232162030"/>
       <w:r>
         <w:rPr>
           <w:b/>
@@ -1367,7 +1377,7 @@
         <w:lastRenderedPageBreak/>
         <w:t>Задание</w:t>
       </w:r>
-      <w:bookmarkEnd w:id="0"/>
+      <w:bookmarkEnd w:id="1"/>
     </w:p>
     <w:p>
       <w:pPr>
@@ -2353,7 +2363,7 @@
           <w:b/>
         </w:rPr>
       </w:pPr>
-      <w:bookmarkStart w:id="1" w:name="_Toc232162031"/>
+      <w:bookmarkStart w:id="2" w:name="_Toc232162031"/>
       <w:r>
         <w:rPr>
           <w:b/>
@@ -2361,7 +2371,7 @@
         <w:lastRenderedPageBreak/>
         <w:t>Выполнение заданий</w:t>
       </w:r>
-      <w:bookmarkEnd w:id="1"/>
+      <w:bookmarkEnd w:id="2"/>
     </w:p>
     <w:p>
       <w:pPr>
@@ -2371,11 +2381,11 @@
         <w:jc w:val="center"/>
         <w:outlineLvl w:val="1"/>
       </w:pPr>
-      <w:bookmarkStart w:id="2" w:name="_Toc232162032"/>
+      <w:bookmarkStart w:id="3" w:name="_Toc232162032"/>
       <w:r>
         <w:t>Выполнение задания №1</w:t>
       </w:r>
-      <w:bookmarkEnd w:id="2"/>
+      <w:bookmarkEnd w:id="3"/>
     </w:p>
     <w:p>
       <w:pPr>
@@ -2474,8 +2484,6 @@
         </w:rPr>
         <w:t>AuthorApi</w:t>
       </w:r>
-      <w:bookmarkStart w:id="3" w:name="_GoBack"/>
-      <w:bookmarkEnd w:id="3"/>
       <w:proofErr w:type="spellEnd"/>
     </w:p>
     <w:tbl>
@@ -5346,7 +5354,7 @@
           <w:rPr>
             <w:noProof/>
           </w:rPr>
-          <w:t>9</w:t>
+          <w:t>10</w:t>
         </w:r>
         <w:r>
           <w:fldChar w:fldCharType="end"/>
@@ -7886,6 +7894,7 @@
   <w:style w:type="character" w:default="1" w:styleId="a0">
     <w:name w:val="Default Paragraph Font"/>
     <w:uiPriority w:val="1"/>
+    <w:semiHidden/>
     <w:unhideWhenUsed/>
   </w:style>
   <w:style w:type="table" w:default="1" w:styleId="a1">
@@ -8498,7 +8507,7 @@
 </file>
 
 <file path=customXml/itemProps1.xml><?xml version="1.0" encoding="utf-8"?>
-<ds:datastoreItem xmlns:ds="http://schemas.openxmlformats.org/officeDocument/2006/customXml" ds:itemID="{851925DD-3868-4943-9464-155A0351854E}">
+<ds:datastoreItem xmlns:ds="http://schemas.openxmlformats.org/officeDocument/2006/customXml" ds:itemID="{D6136F78-9FA5-49DC-98DD-29B0C6CEE73F}">
   <ds:schemaRefs>
     <ds:schemaRef ds:uri="http://schemas.openxmlformats.org/officeDocument/2006/bibliography"/>
   </ds:schemaRefs>
